--- a/docs/lista_louvores/Textos_Louvores/A ALIANÇA.docx
+++ b/docs/lista_louvores/Textos_Louvores/A ALIANÇA.docx
@@ -4,417 +4,308 @@
   <w:body>
     <w:p>
       <w:pPr>
-        <w:numPr>
-          <w:ilvl w:val="0"/>
-          <w:numId w:val="2"/>
-        </w:numPr>
-        <w:spacing w:before="240" w:after="240"/>
-        <w:ind w:left="357" w:hanging="357"/>
+        <w:pStyle w:val="Ttulo1"/>
+      </w:pPr>
+      <w:r>
+        <w:t>A Aliança</w:t>
+      </w:r>
+    </w:p>
+    <w:p>
+      <w:pPr>
+        <w:rPr>
+          <w:rFonts w:ascii="Times New Roman" w:hAnsi="Times New Roman"/>
+        </w:rPr>
+      </w:pPr>
+      <w:r>
+        <w:rPr>
+          <w:rFonts w:ascii="Times New Roman" w:hAnsi="Times New Roman"/>
+        </w:rPr>
+        <w:t xml:space="preserve">Como é precioso, irmão </w:t>
+      </w:r>
+      <w:r>
+        <w:rPr>
+          <w:rFonts w:ascii="Times New Roman" w:hAnsi="Times New Roman"/>
+        </w:rPr>
+        <w:br/>
+      </w:r>
+      <w:r>
+        <w:rPr>
+          <w:rFonts w:ascii="Times New Roman" w:hAnsi="Times New Roman"/>
+        </w:rPr>
+        <w:t xml:space="preserve">Estar bem junto a ti </w:t>
+      </w:r>
+      <w:r>
+        <w:rPr>
+          <w:rFonts w:ascii="Times New Roman" w:hAnsi="Times New Roman"/>
+        </w:rPr>
+        <w:br/>
+      </w:r>
+      <w:r>
+        <w:rPr>
+          <w:rFonts w:ascii="Times New Roman" w:hAnsi="Times New Roman"/>
+        </w:rPr>
+        <w:t xml:space="preserve">E juntos lado a lado </w:t>
+      </w:r>
+      <w:r>
+        <w:rPr>
+          <w:rFonts w:ascii="Times New Roman" w:hAnsi="Times New Roman"/>
+        </w:rPr>
+        <w:br/>
+      </w:r>
+      <w:r>
+        <w:rPr>
+          <w:rFonts w:ascii="Times New Roman" w:hAnsi="Times New Roman"/>
+        </w:rPr>
+        <w:t xml:space="preserve">Andarmos com Jesus </w:t>
+      </w:r>
+    </w:p>
+    <w:p>
+      <w:pPr>
+        <w:rPr>
+          <w:rFonts w:ascii="Times New Roman" w:hAnsi="Times New Roman"/>
+        </w:rPr>
+      </w:pPr>
+      <w:r>
+        <w:rPr>
+          <w:rFonts w:ascii="Times New Roman" w:hAnsi="Times New Roman"/>
+        </w:rPr>
+        <w:t xml:space="preserve">E expressarmos o amor </w:t>
+      </w:r>
+      <w:r>
+        <w:rPr>
+          <w:rFonts w:ascii="Times New Roman" w:hAnsi="Times New Roman"/>
+        </w:rPr>
+        <w:br/>
+      </w:r>
+      <w:r>
+        <w:rPr>
+          <w:rFonts w:ascii="Times New Roman" w:hAnsi="Times New Roman"/>
+        </w:rPr>
+        <w:t xml:space="preserve">Que um dia Ele nos deu </w:t>
+      </w:r>
+      <w:r>
+        <w:rPr>
+          <w:rFonts w:ascii="Times New Roman" w:hAnsi="Times New Roman"/>
+        </w:rPr>
+        <w:br/>
+      </w:r>
+      <w:r>
+        <w:rPr>
+          <w:rFonts w:ascii="Times New Roman" w:hAnsi="Times New Roman"/>
+        </w:rPr>
+        <w:t xml:space="preserve">Pelo sangue no calvário </w:t>
+      </w:r>
+      <w:r>
+        <w:rPr>
+          <w:rFonts w:ascii="Times New Roman" w:hAnsi="Times New Roman"/>
+        </w:rPr>
+        <w:br/>
+      </w:r>
+      <w:r>
+        <w:rPr>
+          <w:rFonts w:ascii="Times New Roman" w:hAnsi="Times New Roman"/>
+        </w:rPr>
+        <w:t>Sua vida trouxe a nós</w:t>
+      </w:r>
+    </w:p>
+    <w:p>
+      <w:pPr>
+        <w:rPr>
+          <w:rFonts w:ascii="Times New Roman" w:hAnsi="Times New Roman"/>
+        </w:rPr>
+      </w:pPr>
+      <w:r>
+        <w:rPr>
+          <w:rFonts w:ascii="Times New Roman" w:hAnsi="Times New Roman"/>
+        </w:rPr>
+        <w:t xml:space="preserve">A aliança no Senhor </w:t>
+      </w:r>
+      <w:r>
+        <w:rPr>
+          <w:rFonts w:ascii="Times New Roman" w:hAnsi="Times New Roman"/>
+        </w:rPr>
+        <w:br/>
+      </w:r>
+      <w:r>
+        <w:rPr>
+          <w:rFonts w:ascii="Times New Roman" w:hAnsi="Times New Roman"/>
+        </w:rPr>
+        <w:t xml:space="preserve">Eu tenho com você </w:t>
+      </w:r>
+      <w:r>
+        <w:rPr>
+          <w:rFonts w:ascii="Times New Roman" w:hAnsi="Times New Roman"/>
+        </w:rPr>
+        <w:br/>
+      </w:r>
+      <w:r>
+        <w:rPr>
+          <w:rFonts w:ascii="Times New Roman" w:hAnsi="Times New Roman"/>
+        </w:rPr>
+        <w:t xml:space="preserve">Não existem mais barreiras </w:t>
+      </w:r>
+      <w:r>
+        <w:rPr>
+          <w:rFonts w:ascii="Times New Roman" w:hAnsi="Times New Roman"/>
+        </w:rPr>
+        <w:br/>
+      </w:r>
+      <w:r>
+        <w:rPr>
+          <w:rFonts w:ascii="Times New Roman" w:hAnsi="Times New Roman"/>
+        </w:rPr>
+        <w:t>Em meu ser</w:t>
+      </w:r>
+    </w:p>
+    <w:p>
+      <w:pPr>
+        <w:rPr>
+          <w:rFonts w:ascii="Times New Roman" w:hAnsi="Times New Roman"/>
+        </w:rPr>
+      </w:pPr>
+      <w:r>
+        <w:rPr>
+          <w:rFonts w:ascii="Times New Roman" w:hAnsi="Times New Roman"/>
+        </w:rPr>
+        <w:t xml:space="preserve">Eu sou livre </w:t>
+      </w:r>
+      <w:proofErr w:type="gramStart"/>
+      <w:r>
+        <w:rPr>
+          <w:rFonts w:ascii="Times New Roman" w:hAnsi="Times New Roman"/>
+        </w:rPr>
+        <w:t>pra</w:t>
+      </w:r>
+      <w:proofErr w:type="gramEnd"/>
+      <w:r>
+        <w:rPr>
+          <w:rFonts w:ascii="Times New Roman" w:hAnsi="Times New Roman"/>
+        </w:rPr>
+        <w:t xml:space="preserve"> te amar, </w:t>
+      </w:r>
+      <w:r>
+        <w:rPr>
+          <w:rFonts w:ascii="Times New Roman" w:hAnsi="Times New Roman"/>
+        </w:rPr>
+        <w:br/>
+      </w:r>
+      <w:proofErr w:type="gramStart"/>
+      <w:r>
+        <w:rPr>
+          <w:rFonts w:ascii="Times New Roman" w:hAnsi="Times New Roman"/>
+        </w:rPr>
+        <w:t>Pra</w:t>
+      </w:r>
+      <w:proofErr w:type="gramEnd"/>
+      <w:r>
+        <w:rPr>
+          <w:rFonts w:ascii="Times New Roman" w:hAnsi="Times New Roman"/>
+        </w:rPr>
+        <w:t xml:space="preserve"> te aceitar e para te pedir: </w:t>
+      </w:r>
+      <w:r>
+        <w:rPr>
+          <w:rFonts w:ascii="Times New Roman" w:hAnsi="Times New Roman"/>
+        </w:rPr>
+        <w:br/>
+      </w:r>
+      <w:r>
+        <w:rPr>
+          <w:rFonts w:ascii="Times New Roman" w:hAnsi="Times New Roman"/>
+        </w:rPr>
+        <w:t>Perdoa-me irmão!</w:t>
+      </w:r>
+    </w:p>
+    <w:p>
+      <w:pPr>
+        <w:rPr>
+          <w:rFonts w:ascii="Times New Roman" w:hAnsi="Times New Roman"/>
+        </w:rPr>
+      </w:pPr>
+      <w:r>
+        <w:rPr>
+          <w:rFonts w:ascii="Times New Roman" w:hAnsi="Times New Roman"/>
+        </w:rPr>
+        <w:t xml:space="preserve">Eu sou um com você </w:t>
+      </w:r>
+      <w:r>
+        <w:rPr>
+          <w:rFonts w:ascii="Times New Roman" w:hAnsi="Times New Roman"/>
+        </w:rPr>
+        <w:br/>
+      </w:r>
+      <w:r>
+        <w:rPr>
+          <w:rFonts w:ascii="Times New Roman" w:hAnsi="Times New Roman"/>
+        </w:rPr>
+        <w:t xml:space="preserve">No amor do nosso Pai </w:t>
+      </w:r>
+      <w:r>
+        <w:rPr>
+          <w:rFonts w:ascii="Times New Roman" w:hAnsi="Times New Roman"/>
+        </w:rPr>
+        <w:br/>
+      </w:r>
+      <w:r>
+        <w:rPr>
+          <w:rFonts w:ascii="Times New Roman" w:hAnsi="Times New Roman"/>
+        </w:rPr>
+        <w:t xml:space="preserve">Somos um no amor de Jesus </w:t>
+      </w:r>
+      <w:r>
         <w:rPr>
           <w:rFonts w:ascii="Times New Roman" w:hAnsi="Times New Roman"/>
           <w:b/>
           <w:bCs/>
-          <w:color w:val="000000"/>
-          <w:sz w:val="28"/>
-          <w:szCs w:val="28"/>
-        </w:rPr>
-      </w:pPr>
-      <w:r>
-        <w:rPr>
-          <w:rFonts w:ascii="Times New Roman" w:hAnsi="Times New Roman"/>
-          <w:bCs/>
-          <w:color w:val="000000"/>
-          <w:sz w:val="28"/>
-          <w:szCs w:val="28"/>
-        </w:rPr>
-        <w:t>A Aliança</w:t>
+        </w:rPr>
+        <w:t>[2X]</w:t>
       </w:r>
     </w:p>
     <w:p>
       <w:pPr>
-        <w:pStyle w:val="PargrafodaLista"/>
-        <w:numPr>
-          <w:ilvl w:val="0"/>
-          <w:numId w:val="1"/>
-        </w:numPr>
-        <w:autoSpaceDE w:val="0"/>
-        <w:autoSpaceDN w:val="0"/>
-        <w:adjustRightInd w:val="0"/>
-        <w:spacing w:line="240" w:lineRule="auto"/>
-        <w:ind w:left="862" w:hanging="357"/>
-        <w:contextualSpacing w:val="0"/>
-        <w:rPr>
-          <w:rFonts w:ascii="Times New Roman" w:hAnsi="Times New Roman" w:cs="Times New Roman"/>
-          <w:color w:val="1F1F1F"/>
-          <w:sz w:val="24"/>
-          <w:szCs w:val="24"/>
-        </w:rPr>
-      </w:pPr>
-      <w:r>
-        <w:rPr>
-          <w:rFonts w:ascii="Times New Roman" w:hAnsi="Times New Roman" w:cs="Times New Roman"/>
-          <w:color w:val="1F1F1F"/>
-          <w:sz w:val="24"/>
-          <w:szCs w:val="24"/>
-        </w:rPr>
-        <w:t xml:space="preserve">Como é precioso, irmão </w:t>
-      </w:r>
-      <w:r>
-        <w:rPr>
-          <w:rFonts w:ascii="Times New Roman" w:hAnsi="Times New Roman" w:cs="Times New Roman"/>
-          <w:color w:val="1F1F1F"/>
-          <w:sz w:val="24"/>
-          <w:szCs w:val="24"/>
-        </w:rPr>
-        <w:br/>
-        <w:t xml:space="preserve">Estar bem junto a ti </w:t>
-      </w:r>
-      <w:r>
-        <w:rPr>
-          <w:rFonts w:ascii="Times New Roman" w:hAnsi="Times New Roman" w:cs="Times New Roman"/>
-          <w:color w:val="1F1F1F"/>
-          <w:sz w:val="24"/>
-          <w:szCs w:val="24"/>
-        </w:rPr>
-        <w:br/>
-        <w:t xml:space="preserve">E juntos lado a lado </w:t>
-      </w:r>
-      <w:r>
-        <w:rPr>
-          <w:rFonts w:ascii="Times New Roman" w:hAnsi="Times New Roman" w:cs="Times New Roman"/>
-          <w:color w:val="1F1F1F"/>
-          <w:sz w:val="24"/>
-          <w:szCs w:val="24"/>
-        </w:rPr>
-        <w:br/>
-        <w:t xml:space="preserve">Andarmos com Jesus </w:t>
+        <w:rPr>
+          <w:rFonts w:ascii="Times New Roman" w:hAnsi="Times New Roman"/>
+          <w:b/>
+          <w:bCs/>
+        </w:rPr>
+      </w:pPr>
+      <w:r>
+        <w:rPr>
+          <w:rFonts w:ascii="Times New Roman" w:hAnsi="Times New Roman"/>
+          <w:b/>
+          <w:bCs/>
+        </w:rPr>
+        <w:t xml:space="preserve">[REPETE </w:t>
+      </w:r>
+      <w:r>
+        <w:rPr>
+          <w:rFonts w:ascii="Times New Roman" w:hAnsi="Times New Roman"/>
+          <w:b/>
+          <w:bCs/>
+        </w:rPr>
+        <w:t>ACIMA</w:t>
+      </w:r>
+      <w:r>
+        <w:rPr>
+          <w:rFonts w:ascii="Times New Roman" w:hAnsi="Times New Roman"/>
+          <w:b/>
+          <w:bCs/>
+        </w:rPr>
+        <w:t>]</w:t>
       </w:r>
     </w:p>
     <w:p>
       <w:pPr>
-        <w:pStyle w:val="PargrafodaLista"/>
-        <w:numPr>
-          <w:ilvl w:val="0"/>
-          <w:numId w:val="1"/>
-        </w:numPr>
-        <w:autoSpaceDE w:val="0"/>
-        <w:autoSpaceDN w:val="0"/>
-        <w:adjustRightInd w:val="0"/>
-        <w:spacing w:line="240" w:lineRule="auto"/>
-        <w:ind w:left="862" w:hanging="357"/>
-        <w:contextualSpacing w:val="0"/>
-        <w:rPr>
-          <w:rFonts w:ascii="Times New Roman" w:hAnsi="Times New Roman" w:cs="Times New Roman"/>
-          <w:color w:val="1F1F1F"/>
-          <w:sz w:val="24"/>
-          <w:szCs w:val="24"/>
-        </w:rPr>
-      </w:pPr>
-      <w:r>
-        <w:rPr>
-          <w:rFonts w:ascii="Times New Roman" w:hAnsi="Times New Roman" w:cs="Times New Roman"/>
-          <w:color w:val="1F1F1F"/>
-          <w:sz w:val="24"/>
-          <w:szCs w:val="24"/>
-        </w:rPr>
-        <w:t xml:space="preserve">E expressarmos o amor </w:t>
-      </w:r>
-      <w:r>
-        <w:rPr>
-          <w:rFonts w:ascii="Times New Roman" w:hAnsi="Times New Roman" w:cs="Times New Roman"/>
-          <w:color w:val="1F1F1F"/>
-          <w:sz w:val="24"/>
-          <w:szCs w:val="24"/>
-        </w:rPr>
-        <w:br/>
-        <w:t xml:space="preserve">Que um dia Ele nos deu </w:t>
-      </w:r>
-      <w:r>
-        <w:rPr>
-          <w:rFonts w:ascii="Times New Roman" w:hAnsi="Times New Roman" w:cs="Times New Roman"/>
-          <w:color w:val="1F1F1F"/>
-          <w:sz w:val="24"/>
-          <w:szCs w:val="24"/>
-        </w:rPr>
-        <w:br/>
-        <w:t xml:space="preserve">Pelo sangue no calvário </w:t>
-      </w:r>
-      <w:r>
-        <w:rPr>
-          <w:rFonts w:ascii="Times New Roman" w:hAnsi="Times New Roman" w:cs="Times New Roman"/>
-          <w:color w:val="1F1F1F"/>
-          <w:sz w:val="24"/>
-          <w:szCs w:val="24"/>
-        </w:rPr>
-        <w:br/>
-        <w:t>Sua vida trouxe a nós</w:t>
-      </w:r>
-    </w:p>
-    <w:p>
-      <w:pPr>
-        <w:pStyle w:val="PargrafodaLista"/>
-        <w:numPr>
-          <w:ilvl w:val="0"/>
-          <w:numId w:val="1"/>
-        </w:numPr>
-        <w:autoSpaceDE w:val="0"/>
-        <w:autoSpaceDN w:val="0"/>
-        <w:adjustRightInd w:val="0"/>
-        <w:spacing w:line="240" w:lineRule="auto"/>
-        <w:ind w:left="862" w:hanging="357"/>
-        <w:contextualSpacing w:val="0"/>
-        <w:rPr>
-          <w:rFonts w:ascii="Times New Roman" w:hAnsi="Times New Roman" w:cs="Times New Roman"/>
-          <w:color w:val="1F1F1F"/>
-          <w:sz w:val="24"/>
-          <w:szCs w:val="24"/>
-        </w:rPr>
-      </w:pPr>
-      <w:r>
-        <w:rPr>
-          <w:rFonts w:ascii="Times New Roman" w:hAnsi="Times New Roman" w:cs="Times New Roman"/>
-          <w:color w:val="1F1F1F"/>
-          <w:sz w:val="24"/>
-          <w:szCs w:val="24"/>
-        </w:rPr>
-        <w:t xml:space="preserve">A aliança no Senhor </w:t>
-      </w:r>
-      <w:r>
-        <w:rPr>
-          <w:rFonts w:ascii="Times New Roman" w:hAnsi="Times New Roman" w:cs="Times New Roman"/>
-          <w:color w:val="1F1F1F"/>
-          <w:sz w:val="24"/>
-          <w:szCs w:val="24"/>
-        </w:rPr>
-        <w:br/>
-        <w:t xml:space="preserve">Eu tenho com você </w:t>
-      </w:r>
-      <w:r>
-        <w:rPr>
-          <w:rFonts w:ascii="Times New Roman" w:hAnsi="Times New Roman" w:cs="Times New Roman"/>
-          <w:color w:val="1F1F1F"/>
-          <w:sz w:val="24"/>
-          <w:szCs w:val="24"/>
-        </w:rPr>
-        <w:br/>
-        <w:t xml:space="preserve">Não existem mais barreiras </w:t>
-      </w:r>
-      <w:r>
-        <w:rPr>
-          <w:rFonts w:ascii="Times New Roman" w:hAnsi="Times New Roman" w:cs="Times New Roman"/>
-          <w:color w:val="1F1F1F"/>
-          <w:sz w:val="24"/>
-          <w:szCs w:val="24"/>
-        </w:rPr>
-        <w:br/>
-        <w:t>Em meu ser</w:t>
-      </w:r>
-    </w:p>
-    <w:p>
-      <w:pPr>
-        <w:pStyle w:val="PargrafodaLista"/>
-        <w:numPr>
-          <w:ilvl w:val="0"/>
-          <w:numId w:val="1"/>
-        </w:numPr>
-        <w:autoSpaceDE w:val="0"/>
-        <w:autoSpaceDN w:val="0"/>
-        <w:adjustRightInd w:val="0"/>
-        <w:spacing w:line="240" w:lineRule="auto"/>
-        <w:ind w:left="862" w:hanging="357"/>
-        <w:contextualSpacing w:val="0"/>
-        <w:rPr>
-          <w:rFonts w:ascii="Times New Roman" w:hAnsi="Times New Roman" w:cs="Times New Roman"/>
-          <w:color w:val="1F1F1F"/>
-          <w:sz w:val="24"/>
-          <w:szCs w:val="24"/>
-        </w:rPr>
-      </w:pPr>
-      <w:r>
-        <w:rPr>
-          <w:rFonts w:ascii="Times New Roman" w:hAnsi="Times New Roman" w:cs="Times New Roman"/>
-          <w:color w:val="1F1F1F"/>
-          <w:sz w:val="24"/>
-          <w:szCs w:val="24"/>
-        </w:rPr>
-        <w:t xml:space="preserve">Eu sou livre </w:t>
-      </w:r>
-      <w:proofErr w:type="gramStart"/>
-      <w:r>
-        <w:rPr>
-          <w:rFonts w:ascii="Times New Roman" w:hAnsi="Times New Roman" w:cs="Times New Roman"/>
-          <w:color w:val="1F1F1F"/>
-          <w:sz w:val="24"/>
-          <w:szCs w:val="24"/>
-        </w:rPr>
-        <w:t>pra</w:t>
-      </w:r>
-      <w:proofErr w:type="gramEnd"/>
-      <w:r>
-        <w:rPr>
-          <w:rFonts w:ascii="Times New Roman" w:hAnsi="Times New Roman" w:cs="Times New Roman"/>
-          <w:color w:val="1F1F1F"/>
-          <w:sz w:val="24"/>
-          <w:szCs w:val="24"/>
-        </w:rPr>
-        <w:t xml:space="preserve"> te amar, </w:t>
-      </w:r>
-      <w:r>
-        <w:rPr>
-          <w:rFonts w:ascii="Times New Roman" w:hAnsi="Times New Roman" w:cs="Times New Roman"/>
-          <w:color w:val="1F1F1F"/>
-          <w:sz w:val="24"/>
-          <w:szCs w:val="24"/>
-        </w:rPr>
-        <w:br/>
-      </w:r>
-      <w:proofErr w:type="gramStart"/>
-      <w:r>
-        <w:rPr>
-          <w:rFonts w:ascii="Times New Roman" w:hAnsi="Times New Roman" w:cs="Times New Roman"/>
-          <w:color w:val="1F1F1F"/>
-          <w:sz w:val="24"/>
-          <w:szCs w:val="24"/>
-        </w:rPr>
-        <w:t>Pra</w:t>
-      </w:r>
-      <w:proofErr w:type="gramEnd"/>
-      <w:r>
-        <w:rPr>
-          <w:rFonts w:ascii="Times New Roman" w:hAnsi="Times New Roman" w:cs="Times New Roman"/>
-          <w:color w:val="1F1F1F"/>
-          <w:sz w:val="24"/>
-          <w:szCs w:val="24"/>
-        </w:rPr>
-        <w:t xml:space="preserve"> te aceitar e para te pedir: </w:t>
-      </w:r>
-      <w:r>
-        <w:rPr>
-          <w:rFonts w:ascii="Times New Roman" w:hAnsi="Times New Roman" w:cs="Times New Roman"/>
-          <w:color w:val="1F1F1F"/>
-          <w:sz w:val="24"/>
-          <w:szCs w:val="24"/>
-        </w:rPr>
-        <w:br/>
-        <w:t>Perdoa-me irmão!</w:t>
-      </w:r>
-    </w:p>
-    <w:p>
-      <w:pPr>
-        <w:pStyle w:val="PargrafodaLista"/>
-        <w:numPr>
-          <w:ilvl w:val="0"/>
-          <w:numId w:val="1"/>
-        </w:numPr>
-        <w:autoSpaceDE w:val="0"/>
-        <w:autoSpaceDN w:val="0"/>
-        <w:adjustRightInd w:val="0"/>
-        <w:spacing w:line="240" w:lineRule="auto"/>
-        <w:ind w:left="862" w:hanging="357"/>
-        <w:contextualSpacing w:val="0"/>
-        <w:rPr>
-          <w:rFonts w:ascii="Times New Roman" w:hAnsi="Times New Roman" w:cs="Times New Roman"/>
-          <w:color w:val="1F1F1F"/>
-          <w:sz w:val="24"/>
-          <w:szCs w:val="24"/>
-        </w:rPr>
-      </w:pPr>
-      <w:r>
-        <w:rPr>
-          <w:rFonts w:ascii="Times New Roman" w:hAnsi="Times New Roman" w:cs="Times New Roman"/>
-          <w:color w:val="1F1F1F"/>
-          <w:sz w:val="24"/>
-          <w:szCs w:val="24"/>
-        </w:rPr>
-        <w:t xml:space="preserve">Eu sou um com você </w:t>
-      </w:r>
-      <w:r>
-        <w:rPr>
-          <w:rFonts w:ascii="Times New Roman" w:hAnsi="Times New Roman" w:cs="Times New Roman"/>
-          <w:color w:val="1F1F1F"/>
-          <w:sz w:val="24"/>
-          <w:szCs w:val="24"/>
-        </w:rPr>
-        <w:br/>
-        <w:t xml:space="preserve">No amor do nosso Pai </w:t>
-      </w:r>
-      <w:r>
-        <w:rPr>
-          <w:rFonts w:ascii="Times New Roman" w:hAnsi="Times New Roman" w:cs="Times New Roman"/>
-          <w:color w:val="1F1F1F"/>
-          <w:sz w:val="24"/>
-          <w:szCs w:val="24"/>
-        </w:rPr>
-        <w:br/>
-        <w:t>Somos um no amor de Jesus [2X]</w:t>
-      </w:r>
-    </w:p>
-    <w:p>
-      <w:pPr>
-        <w:pStyle w:val="PargrafodaLista"/>
-        <w:numPr>
-          <w:ilvl w:val="0"/>
-          <w:numId w:val="1"/>
-        </w:numPr>
-        <w:autoSpaceDE w:val="0"/>
-        <w:autoSpaceDN w:val="0"/>
-        <w:adjustRightInd w:val="0"/>
-        <w:spacing w:line="240" w:lineRule="auto"/>
-        <w:ind w:left="862" w:hanging="357"/>
-        <w:contextualSpacing w:val="0"/>
-        <w:rPr>
-          <w:rFonts w:ascii="Times New Roman" w:hAnsi="Times New Roman" w:cs="Times New Roman"/>
-          <w:color w:val="1F1F1F"/>
-          <w:sz w:val="24"/>
-          <w:szCs w:val="24"/>
-        </w:rPr>
-      </w:pPr>
-      <w:r>
-        <w:rPr>
-          <w:rFonts w:ascii="Times New Roman" w:hAnsi="Times New Roman" w:cs="Times New Roman"/>
-          <w:color w:val="1F1F1F"/>
-          <w:sz w:val="24"/>
-          <w:szCs w:val="24"/>
-        </w:rPr>
-        <w:t>[REPETE TODA]</w:t>
-      </w:r>
-    </w:p>
-    <w:p>
-      <w:pPr>
-        <w:pStyle w:val="PargrafodaLista"/>
-        <w:numPr>
-          <w:ilvl w:val="0"/>
-          <w:numId w:val="1"/>
-        </w:numPr>
-        <w:autoSpaceDE w:val="0"/>
-        <w:autoSpaceDN w:val="0"/>
-        <w:adjustRightInd w:val="0"/>
-        <w:spacing w:line="240" w:lineRule="auto"/>
-        <w:ind w:left="862" w:hanging="357"/>
-        <w:contextualSpacing w:val="0"/>
-        <w:rPr>
-          <w:rFonts w:ascii="Times New Roman" w:hAnsi="Times New Roman" w:cs="Times New Roman"/>
-          <w:color w:val="1F1F1F"/>
-          <w:sz w:val="24"/>
-          <w:szCs w:val="24"/>
-        </w:rPr>
-      </w:pPr>
-      <w:r>
-        <w:rPr>
-          <w:rFonts w:ascii="Times New Roman" w:hAnsi="Times New Roman" w:cs="Times New Roman"/>
-          <w:color w:val="1F1F1F"/>
-          <w:sz w:val="24"/>
-          <w:szCs w:val="24"/>
+        <w:rPr>
+          <w:rFonts w:ascii="Times New Roman" w:hAnsi="Times New Roman"/>
+        </w:rPr>
+      </w:pPr>
+      <w:r>
+        <w:rPr>
+          <w:rFonts w:ascii="Times New Roman" w:hAnsi="Times New Roman"/>
         </w:rPr>
         <w:t>Somos um no amor de Jesus</w:t>
       </w:r>
-    </w:p>
-    <w:p>
-      <w:pPr>
-        <w:rPr>
-          <w:rFonts w:ascii="Times New Roman" w:hAnsi="Times New Roman"/>
-        </w:rPr>
-      </w:pPr>
     </w:p>
     <w:sectPr>
       <w:pgSz w:w="11906" w:h="16838"/>
@@ -569,6 +460,119 @@
     </w:lvl>
   </w:abstractNum>
   <w:abstractNum w:abstractNumId="1" w15:restartNumberingAfterBreak="0">
+    <w:nsid w:val="1D835608"/>
+    <w:multiLevelType w:val="hybridMultilevel"/>
+    <w:tmpl w:val="54104E96"/>
+    <w:lvl w:ilvl="0" w:tplc="04160001">
+      <w:start w:val="1"/>
+      <w:numFmt w:val="bullet"/>
+      <w:lvlText w:val=""/>
+      <w:lvlJc w:val="left"/>
+      <w:pPr>
+        <w:ind w:left="720" w:hanging="360"/>
+      </w:pPr>
+      <w:rPr>
+        <w:rFonts w:ascii="Symbol" w:hAnsi="Symbol" w:hint="default"/>
+      </w:rPr>
+    </w:lvl>
+    <w:lvl w:ilvl="1" w:tplc="04160003" w:tentative="1">
+      <w:start w:val="1"/>
+      <w:numFmt w:val="bullet"/>
+      <w:lvlText w:val="o"/>
+      <w:lvlJc w:val="left"/>
+      <w:pPr>
+        <w:ind w:left="1440" w:hanging="360"/>
+      </w:pPr>
+      <w:rPr>
+        <w:rFonts w:ascii="Courier New" w:hAnsi="Courier New" w:cs="Courier New" w:hint="default"/>
+      </w:rPr>
+    </w:lvl>
+    <w:lvl w:ilvl="2" w:tplc="04160005" w:tentative="1">
+      <w:start w:val="1"/>
+      <w:numFmt w:val="bullet"/>
+      <w:lvlText w:val=""/>
+      <w:lvlJc w:val="left"/>
+      <w:pPr>
+        <w:ind w:left="2160" w:hanging="360"/>
+      </w:pPr>
+      <w:rPr>
+        <w:rFonts w:ascii="Wingdings" w:hAnsi="Wingdings" w:hint="default"/>
+      </w:rPr>
+    </w:lvl>
+    <w:lvl w:ilvl="3" w:tplc="04160001" w:tentative="1">
+      <w:start w:val="1"/>
+      <w:numFmt w:val="bullet"/>
+      <w:lvlText w:val=""/>
+      <w:lvlJc w:val="left"/>
+      <w:pPr>
+        <w:ind w:left="2880" w:hanging="360"/>
+      </w:pPr>
+      <w:rPr>
+        <w:rFonts w:ascii="Symbol" w:hAnsi="Symbol" w:hint="default"/>
+      </w:rPr>
+    </w:lvl>
+    <w:lvl w:ilvl="4" w:tplc="04160003" w:tentative="1">
+      <w:start w:val="1"/>
+      <w:numFmt w:val="bullet"/>
+      <w:lvlText w:val="o"/>
+      <w:lvlJc w:val="left"/>
+      <w:pPr>
+        <w:ind w:left="3600" w:hanging="360"/>
+      </w:pPr>
+      <w:rPr>
+        <w:rFonts w:ascii="Courier New" w:hAnsi="Courier New" w:cs="Courier New" w:hint="default"/>
+      </w:rPr>
+    </w:lvl>
+    <w:lvl w:ilvl="5" w:tplc="04160005" w:tentative="1">
+      <w:start w:val="1"/>
+      <w:numFmt w:val="bullet"/>
+      <w:lvlText w:val=""/>
+      <w:lvlJc w:val="left"/>
+      <w:pPr>
+        <w:ind w:left="4320" w:hanging="360"/>
+      </w:pPr>
+      <w:rPr>
+        <w:rFonts w:ascii="Wingdings" w:hAnsi="Wingdings" w:hint="default"/>
+      </w:rPr>
+    </w:lvl>
+    <w:lvl w:ilvl="6" w:tplc="04160001" w:tentative="1">
+      <w:start w:val="1"/>
+      <w:numFmt w:val="bullet"/>
+      <w:lvlText w:val=""/>
+      <w:lvlJc w:val="left"/>
+      <w:pPr>
+        <w:ind w:left="5040" w:hanging="360"/>
+      </w:pPr>
+      <w:rPr>
+        <w:rFonts w:ascii="Symbol" w:hAnsi="Symbol" w:hint="default"/>
+      </w:rPr>
+    </w:lvl>
+    <w:lvl w:ilvl="7" w:tplc="04160003" w:tentative="1">
+      <w:start w:val="1"/>
+      <w:numFmt w:val="bullet"/>
+      <w:lvlText w:val="o"/>
+      <w:lvlJc w:val="left"/>
+      <w:pPr>
+        <w:ind w:left="5760" w:hanging="360"/>
+      </w:pPr>
+      <w:rPr>
+        <w:rFonts w:ascii="Courier New" w:hAnsi="Courier New" w:cs="Courier New" w:hint="default"/>
+      </w:rPr>
+    </w:lvl>
+    <w:lvl w:ilvl="8" w:tplc="04160005" w:tentative="1">
+      <w:start w:val="1"/>
+      <w:numFmt w:val="bullet"/>
+      <w:lvlText w:val=""/>
+      <w:lvlJc w:val="left"/>
+      <w:pPr>
+        <w:ind w:left="6480" w:hanging="360"/>
+      </w:pPr>
+      <w:rPr>
+        <w:rFonts w:ascii="Wingdings" w:hAnsi="Wingdings" w:hint="default"/>
+      </w:rPr>
+    </w:lvl>
+  </w:abstractNum>
+  <w:abstractNum w:abstractNumId="2" w15:restartNumberingAfterBreak="0">
     <w:nsid w:val="205D3C4D"/>
     <w:multiLevelType w:val="hybridMultilevel"/>
     <w:tmpl w:val="878CAFBE"/>
@@ -682,10 +686,13 @@
     </w:lvl>
   </w:abstractNum>
   <w:num w:numId="1" w16cid:durableId="1339430675">
-    <w:abstractNumId w:val="1"/>
+    <w:abstractNumId w:val="2"/>
   </w:num>
   <w:num w:numId="2" w16cid:durableId="1302349756">
     <w:abstractNumId w:val="0"/>
+  </w:num>
+  <w:num w:numId="3" w16cid:durableId="2077899883">
+    <w:abstractNumId w:val="1"/>
   </w:num>
 </w:numbering>
 </file>
